--- a/physics_course/word/lesson04.docx
+++ b/physics_course/word/lesson04.docx
@@ -21,7 +21,7 @@
         <w:rPr>
           <w:sz w:val="24"/>
         </w:rPr>
-        <w:t>ข้อ p1_l04_001: โมเมนต์ของแรง (Moment of Force) คำนวณได้จากสูตรใด?</w:t>
+        <w:t>1. โมเมนต์ของแรง (Moment of Force) คำนวณได้จากสูตรใด?</w:t>
       </w:r>
     </w:p>
     <w:p>
@@ -37,7 +37,7 @@
               <a:graphicData uri="http://schemas.openxmlformats.org/drawingml/2006/picture">
                 <pic:pic>
                   <pic:nvPicPr>
-                    <pic:cNvPr id="0" name="physics_img_q1_l04_001.png"/>
+                    <pic:cNvPr id="0" name="physics_img_1.png"/>
                     <pic:cNvPicPr/>
                   </pic:nvPicPr>
                   <pic:blipFill>
@@ -63,38 +63,34 @@
     <w:p/>
     <w:p>
       <w:pPr>
-        <w:pStyle w:val="ListBullet"/>
         <w:ind w:left="720"/>
       </w:pPr>
       <w:r>
-        <w:t xml:space="preserve">    ก</w:t>
+        <w:t xml:space="preserve">    1. ก</w:t>
       </w:r>
     </w:p>
     <w:p>
       <w:pPr>
-        <w:pStyle w:val="ListBullet"/>
         <w:ind w:left="720"/>
       </w:pPr>
       <w:r>
-        <w:t xml:space="preserve">    ข</w:t>
+        <w:t xml:space="preserve">    2. ข</w:t>
       </w:r>
     </w:p>
     <w:p>
       <w:pPr>
-        <w:pStyle w:val="ListBullet"/>
         <w:ind w:left="720"/>
       </w:pPr>
       <w:r>
-        <w:t xml:space="preserve">    ค</w:t>
+        <w:t xml:space="preserve">    3. ค</w:t>
       </w:r>
     </w:p>
     <w:p>
       <w:pPr>
-        <w:pStyle w:val="ListBullet"/>
         <w:ind w:left="720"/>
       </w:pPr>
       <w:r>
-        <w:t xml:space="preserve">    ง</w:t>
+        <w:t xml:space="preserve">    4. ง</w:t>
       </w:r>
     </w:p>
     <w:p/>
@@ -103,43 +99,39 @@
         <w:rPr>
           <w:sz w:val="24"/>
         </w:rPr>
-        <w:t>ข้อ p1_l04_002: หน่วยของโมเมนต์ของแรงในระบบ SI คืออะไร?</w:t>
+        <w:t>2. หน่วยของโมเมนต์ของแรงในระบบ SI คืออะไร?</w:t>
       </w:r>
     </w:p>
     <w:p>
       <w:pPr>
-        <w:pStyle w:val="ListBullet"/>
         <w:ind w:left="720"/>
       </w:pPr>
       <w:r>
-        <w:t xml:space="preserve">    ก</w:t>
+        <w:t xml:space="preserve">    1. ก</w:t>
       </w:r>
     </w:p>
     <w:p>
       <w:pPr>
-        <w:pStyle w:val="ListBullet"/>
         <w:ind w:left="720"/>
       </w:pPr>
       <w:r>
-        <w:t xml:space="preserve">    ข</w:t>
+        <w:t xml:space="preserve">    2. ข</w:t>
       </w:r>
     </w:p>
     <w:p>
       <w:pPr>
-        <w:pStyle w:val="ListBullet"/>
         <w:ind w:left="720"/>
       </w:pPr>
       <w:r>
-        <w:t xml:space="preserve">    ค</w:t>
+        <w:t xml:space="preserve">    3. ค</w:t>
       </w:r>
     </w:p>
     <w:p>
       <w:pPr>
-        <w:pStyle w:val="ListBullet"/>
         <w:ind w:left="720"/>
       </w:pPr>
       <w:r>
-        <w:t xml:space="preserve">    ง</w:t>
+        <w:t xml:space="preserve">    4. ง</w:t>
       </w:r>
     </w:p>
     <w:p/>
@@ -148,7 +140,7 @@
         <w:rPr>
           <w:sz w:val="24"/>
         </w:rPr>
-        <w:t>ข้อ p1_l04_003: แรง 20 N กระทำตั้งฉากกับประแจที่ระยะ 0.3 m จากจุดหมุน จงหาโมเมนต์ของแรง</w:t>
+        <w:t>3. แรง 20 N กระทำตั้งฉากกับประแจที่ระยะ 0.3 m จากจุดหมุน จงหาโมเมนต์ของแรง</w:t>
       </w:r>
     </w:p>
     <w:p/>
@@ -157,7 +149,139 @@
         <w:rPr>
           <w:sz w:val="24"/>
         </w:rPr>
-        <w:t>ข้อ p1_l04_004: โมเมนต์ของแรงมีทิศทางหมุนอย่างไร?</w:t>
+        <w:t>4. โมเมนต์ของแรงมีทิศทางหมุนอย่างไร?</w:t>
+      </w:r>
+    </w:p>
+    <w:p>
+      <w:pPr>
+        <w:ind w:left="720"/>
+      </w:pPr>
+      <w:r>
+        <w:t xml:space="preserve">    1. ก</w:t>
+      </w:r>
+    </w:p>
+    <w:p>
+      <w:pPr>
+        <w:ind w:left="720"/>
+      </w:pPr>
+      <w:r>
+        <w:t xml:space="preserve">    2. ข</w:t>
+      </w:r>
+    </w:p>
+    <w:p>
+      <w:pPr>
+        <w:ind w:left="720"/>
+      </w:pPr>
+      <w:r>
+        <w:t xml:space="preserve">    3. ค</w:t>
+      </w:r>
+    </w:p>
+    <w:p>
+      <w:pPr>
+        <w:ind w:left="720"/>
+      </w:pPr>
+      <w:r>
+        <w:t xml:space="preserve">    4. ง</w:t>
+      </w:r>
+    </w:p>
+    <w:p/>
+    <w:p>
+      <w:r>
+        <w:rPr>
+          <w:sz w:val="24"/>
+        </w:rPr>
+        <w:t>5. แรง 50 N กระทำที่มุม 60° กับแขนโมเมนต์ยาว 0.4 m จงหาโมเมนต์ของแรง</w:t>
+      </w:r>
+    </w:p>
+    <w:p/>
+    <w:p>
+      <w:r>
+        <w:rPr>
+          <w:sz w:val="24"/>
+        </w:rPr>
+        <w:t>6. เงื่อนไขของสมดุลการหมุนคือข้อใด?</w:t>
+      </w:r>
+    </w:p>
+    <w:p>
+      <w:pPr>
+        <w:ind w:left="720"/>
+      </w:pPr>
+      <w:r>
+        <w:t xml:space="preserve">    1. ก</w:t>
+      </w:r>
+    </w:p>
+    <w:p>
+      <w:pPr>
+        <w:ind w:left="720"/>
+      </w:pPr>
+      <w:r>
+        <w:t xml:space="preserve">    2. ข</w:t>
+      </w:r>
+    </w:p>
+    <w:p>
+      <w:pPr>
+        <w:ind w:left="720"/>
+      </w:pPr>
+      <w:r>
+        <w:t xml:space="preserve">    3. ค</w:t>
+      </w:r>
+    </w:p>
+    <w:p>
+      <w:pPr>
+        <w:ind w:left="720"/>
+      </w:pPr>
+      <w:r>
+        <w:t xml:space="preserve">    4. ง</w:t>
+      </w:r>
+    </w:p>
+    <w:p/>
+    <w:p>
+      <w:r>
+        <w:rPr>
+          <w:sz w:val="24"/>
+        </w:rPr>
+        <w:t>7. วัตถุอยู่ในสมดุลสมบูรณ์ ต้องเป็นไปตามเงื่อนไขใด?</w:t>
+      </w:r>
+    </w:p>
+    <w:p>
+      <w:pPr>
+        <w:ind w:left="720"/>
+      </w:pPr>
+      <w:r>
+        <w:t xml:space="preserve">    1. ก</w:t>
+      </w:r>
+    </w:p>
+    <w:p>
+      <w:pPr>
+        <w:ind w:left="720"/>
+      </w:pPr>
+      <w:r>
+        <w:t xml:space="preserve">    2. ข</w:t>
+      </w:r>
+    </w:p>
+    <w:p>
+      <w:pPr>
+        <w:ind w:left="720"/>
+      </w:pPr>
+      <w:r>
+        <w:t xml:space="preserve">    3. ค</w:t>
+      </w:r>
+    </w:p>
+    <w:p>
+      <w:pPr>
+        <w:ind w:left="720"/>
+      </w:pPr>
+      <w:r>
+        <w:t xml:space="preserve">    4. ง</w:t>
+      </w:r>
+    </w:p>
+    <w:p/>
+    <w:p>
+      <w:r>
+        <w:rPr>
+          <w:sz w:val="24"/>
+        </w:rPr>
+        <w:t>8. คานยาว 4 m วางบนจุดหมุน มีน้ำหนัก 20 N กระทำที่จุดกึ่งกลาง ถ้าต้องการยกปลายคานขึ้น ต้องออกแรง 15 N ที่ปลายคาน ระยะจากจุดหมุนถึงปลายเท่าไหร่?</w:t>
       </w:r>
     </w:p>
     <w:p>
@@ -173,7 +297,7 @@
               <a:graphicData uri="http://schemas.openxmlformats.org/drawingml/2006/picture">
                 <pic:pic>
                   <pic:nvPicPr>
-                    <pic:cNvPr id="0" name="physics_img_q1_l04_004.png"/>
+                    <pic:cNvPr id="0" name="physics_img_8.png"/>
                     <pic:cNvPicPr/>
                   </pic:nvPicPr>
                   <pic:blipFill>
@@ -197,40 +321,45 @@
       </w:r>
     </w:p>
     <w:p/>
+    <w:p/>
     <w:p>
-      <w:pPr>
-        <w:pStyle w:val="ListBullet"/>
-        <w:ind w:left="720"/>
-      </w:pPr>
       <w:r>
-        <w:t xml:space="preserve">    ก</w:t>
+        <w:rPr>
+          <w:sz w:val="24"/>
+        </w:rPr>
+        <w:t>9. ศูนย์ถ่วง (Center of Gravity) คือจุดใด?</w:t>
       </w:r>
     </w:p>
     <w:p>
       <w:pPr>
-        <w:pStyle w:val="ListBullet"/>
         <w:ind w:left="720"/>
       </w:pPr>
       <w:r>
-        <w:t xml:space="preserve">    ข</w:t>
+        <w:t xml:space="preserve">    1. ก</w:t>
       </w:r>
     </w:p>
     <w:p>
       <w:pPr>
-        <w:pStyle w:val="ListBullet"/>
         <w:ind w:left="720"/>
       </w:pPr>
       <w:r>
-        <w:t xml:space="preserve">    ค</w:t>
+        <w:t xml:space="preserve">    2. ข</w:t>
       </w:r>
     </w:p>
     <w:p>
       <w:pPr>
-        <w:pStyle w:val="ListBullet"/>
         <w:ind w:left="720"/>
       </w:pPr>
       <w:r>
-        <w:t xml:space="preserve">    ง</w:t>
+        <w:t xml:space="preserve">    3. ค</w:t>
+      </w:r>
+    </w:p>
+    <w:p>
+      <w:pPr>
+        <w:ind w:left="720"/>
+      </w:pPr>
+      <w:r>
+        <w:t xml:space="preserve">    4. ง</w:t>
       </w:r>
     </w:p>
     <w:p/>
@@ -239,7 +368,7 @@
         <w:rPr>
           <w:sz w:val="24"/>
         </w:rPr>
-        <w:t>ข้อ p1_l04_005: แรง 50 N กระทำที่มุม 60° กับแขนโมเมนต์ยาว 0.4 m จงหาโมเมนต์ของแรง</w:t>
+        <w:t>10. คานเบา AB ยาว 6 m วางบนจุดหมุน O โดย AO = 2 m, OB = 4 m ถ้าแขวนน้ำหนัก W₁ = 30 N ที่ปลาย A และ W₂ ที่ปลาย B และคานอยู่ในสมดุล จงหา W₂</w:t>
       </w:r>
     </w:p>
     <w:p/>
@@ -248,43 +377,39 @@
         <w:rPr>
           <w:sz w:val="24"/>
         </w:rPr>
-        <w:t>ข้อ p1_l04_006: เงื่อนไขของสมดุลการหมุนคือข้อใด?</w:t>
+        <w:t>11. เมื่อพิจารณาโมเมนต์ ข้อใดกำหนดทิศทางได้ถูกต้อง?</w:t>
       </w:r>
     </w:p>
     <w:p>
       <w:pPr>
-        <w:pStyle w:val="ListBullet"/>
         <w:ind w:left="720"/>
       </w:pPr>
       <w:r>
-        <w:t xml:space="preserve">    ก</w:t>
+        <w:t xml:space="preserve">    1. ก</w:t>
       </w:r>
     </w:p>
     <w:p>
       <w:pPr>
-        <w:pStyle w:val="ListBullet"/>
         <w:ind w:left="720"/>
       </w:pPr>
       <w:r>
-        <w:t xml:space="preserve">    ข</w:t>
+        <w:t xml:space="preserve">    2. ข</w:t>
       </w:r>
     </w:p>
     <w:p>
       <w:pPr>
-        <w:pStyle w:val="ListBullet"/>
         <w:ind w:left="720"/>
       </w:pPr>
       <w:r>
-        <w:t xml:space="preserve">    ค</w:t>
+        <w:t xml:space="preserve">    3. ค</w:t>
       </w:r>
     </w:p>
     <w:p>
       <w:pPr>
-        <w:pStyle w:val="ListBullet"/>
         <w:ind w:left="720"/>
       </w:pPr>
       <w:r>
-        <w:t xml:space="preserve">    ง</w:t>
+        <w:t xml:space="preserve">    4. ง</w:t>
       </w:r>
     </w:p>
     <w:p/>
@@ -293,43 +418,7 @@
         <w:rPr>
           <w:sz w:val="24"/>
         </w:rPr>
-        <w:t>ข้อ p1_l04_007: วัตถุอยู่ในสมดุลสมบูรณ์ ต้องเป็นไปตามเงื่อนไขใด?</w:t>
-      </w:r>
-    </w:p>
-    <w:p>
-      <w:pPr>
-        <w:pStyle w:val="ListBullet"/>
-        <w:ind w:left="720"/>
-      </w:pPr>
-      <w:r>
-        <w:t xml:space="preserve">    ก</w:t>
-      </w:r>
-    </w:p>
-    <w:p>
-      <w:pPr>
-        <w:pStyle w:val="ListBullet"/>
-        <w:ind w:left="720"/>
-      </w:pPr>
-      <w:r>
-        <w:t xml:space="preserve">    ข</w:t>
-      </w:r>
-    </w:p>
-    <w:p>
-      <w:pPr>
-        <w:pStyle w:val="ListBullet"/>
-        <w:ind w:left="720"/>
-      </w:pPr>
-      <w:r>
-        <w:t xml:space="preserve">    ค</w:t>
-      </w:r>
-    </w:p>
-    <w:p>
-      <w:pPr>
-        <w:pStyle w:val="ListBullet"/>
-        <w:ind w:left="720"/>
-      </w:pPr>
-      <w:r>
-        <w:t xml:space="preserve">    ง</w:t>
+        <w:t>12. คานเบายาว 5 m วางบนจุดหมุนที่จุดศูนย์กลาง มีน้ำหนัก 40 N แขวนที่ปลายซ้าย และ 20 N แขวนที่ปลายขวา คานจะอยู่ในสมดุลหรือไม่?</w:t>
       </w:r>
     </w:p>
     <w:p/>
@@ -338,7 +427,39 @@
         <w:rPr>
           <w:sz w:val="24"/>
         </w:rPr>
-        <w:t>ข้อ p1_l04_008: คานยาว 4 m วางบนจุดหมุน มีน้ำหนัก 20 N กระทำที่จุดกึ่งกลาง ถ้าต้องการยกปลายคานขึ้น ต้องออกแรง 15 N ที่ปลายคาน ระยะจากจุดหมุนถึงปลายเท่าไหร่?</w:t>
+        <w:t>13. ศูนย์ถ่วงของแผ่นสามเหลี่ยมด้านเท่าอยู่ที่ใด?</w:t>
+      </w:r>
+    </w:p>
+    <w:p>
+      <w:pPr>
+        <w:ind w:left="720"/>
+      </w:pPr>
+      <w:r>
+        <w:t xml:space="preserve">    1. ก</w:t>
+      </w:r>
+    </w:p>
+    <w:p>
+      <w:pPr>
+        <w:ind w:left="720"/>
+      </w:pPr>
+      <w:r>
+        <w:t xml:space="preserve">    2. ข</w:t>
+      </w:r>
+    </w:p>
+    <w:p>
+      <w:pPr>
+        <w:ind w:left="720"/>
+      </w:pPr>
+      <w:r>
+        <w:t xml:space="preserve">    3. ค</w:t>
+      </w:r>
+    </w:p>
+    <w:p>
+      <w:pPr>
+        <w:ind w:left="720"/>
+      </w:pPr>
+      <w:r>
+        <w:t xml:space="preserve">    4. ง</w:t>
       </w:r>
     </w:p>
     <w:p/>
@@ -347,214 +468,7 @@
         <w:rPr>
           <w:sz w:val="24"/>
         </w:rPr>
-        <w:t>ข้อ p1_l04_009: ศูนย์ถ่วง (Center of Gravity) คือจุดใด?</w:t>
-      </w:r>
-    </w:p>
-    <w:p>
-      <w:pPr>
-        <w:pStyle w:val="ListBullet"/>
-        <w:ind w:left="720"/>
-      </w:pPr>
-      <w:r>
-        <w:t xml:space="preserve">    ก</w:t>
-      </w:r>
-    </w:p>
-    <w:p>
-      <w:pPr>
-        <w:pStyle w:val="ListBullet"/>
-        <w:ind w:left="720"/>
-      </w:pPr>
-      <w:r>
-        <w:t xml:space="preserve">    ข</w:t>
-      </w:r>
-    </w:p>
-    <w:p>
-      <w:pPr>
-        <w:pStyle w:val="ListBullet"/>
-        <w:ind w:left="720"/>
-      </w:pPr>
-      <w:r>
-        <w:t xml:space="preserve">    ค</w:t>
-      </w:r>
-    </w:p>
-    <w:p>
-      <w:pPr>
-        <w:pStyle w:val="ListBullet"/>
-        <w:ind w:left="720"/>
-      </w:pPr>
-      <w:r>
-        <w:t xml:space="preserve">    ง</w:t>
-      </w:r>
-    </w:p>
-    <w:p/>
-    <w:p>
-      <w:r>
-        <w:rPr>
-          <w:sz w:val="24"/>
-        </w:rPr>
-        <w:t>ข้อ p1_l04_010: คานเบา AB ยาว 6 m วางบนจุดหมุน O โดย AO = 2 m, OB = 4 m ถ้าแขวนน้ำหนัก W₁ = 30 N ที่ปลาย A และ W₂ ที่ปลาย B และคานอยู่ในสมดุล จงหา W₂</w:t>
-      </w:r>
-    </w:p>
-    <w:p/>
-    <w:p>
-      <w:r>
-        <w:rPr>
-          <w:sz w:val="24"/>
-        </w:rPr>
-        <w:t>ข้อ p1_l04_011: เมื่อพิจารณาโมเมนต์ ข้อใดกำหนดทิศทางได้ถูกต้อง?</w:t>
-      </w:r>
-    </w:p>
-    <w:p>
-      <w:pPr>
-        <w:pStyle w:val="ListBullet"/>
-        <w:ind w:left="720"/>
-      </w:pPr>
-      <w:r>
-        <w:t xml:space="preserve">    ก</w:t>
-      </w:r>
-    </w:p>
-    <w:p>
-      <w:pPr>
-        <w:pStyle w:val="ListBullet"/>
-        <w:ind w:left="720"/>
-      </w:pPr>
-      <w:r>
-        <w:t xml:space="preserve">    ข</w:t>
-      </w:r>
-    </w:p>
-    <w:p>
-      <w:pPr>
-        <w:pStyle w:val="ListBullet"/>
-        <w:ind w:left="720"/>
-      </w:pPr>
-      <w:r>
-        <w:t xml:space="preserve">    ค</w:t>
-      </w:r>
-    </w:p>
-    <w:p>
-      <w:pPr>
-        <w:pStyle w:val="ListBullet"/>
-        <w:ind w:left="720"/>
-      </w:pPr>
-      <w:r>
-        <w:t xml:space="preserve">    ง</w:t>
-      </w:r>
-    </w:p>
-    <w:p/>
-    <w:p>
-      <w:r>
-        <w:rPr>
-          <w:sz w:val="24"/>
-        </w:rPr>
-        <w:t>ข้อ p1_l04_012: คานเบายาว 5 m วางบนจุดหมุนที่จุดศูนย์กลาง มีน้ำหนัก 40 N แขวนที่ปลายซ้าย และ 20 N แขวนที่ปลายขวา คานจะอยู่ในสมดุลหรือไม่?</w:t>
-      </w:r>
-    </w:p>
-    <w:p/>
-    <w:p>
-      <w:r>
-        <w:rPr>
-          <w:sz w:val="24"/>
-        </w:rPr>
-        <w:t>ข้อ p1_l04_013: ศูนย์ถ่วงของแผ่นสามเหลี่ยมด้านเท่าอยู่ที่ใด?</w:t>
-      </w:r>
-    </w:p>
-    <w:p>
-      <w:pPr>
-        <w:pStyle w:val="ListBullet"/>
-        <w:ind w:left="720"/>
-      </w:pPr>
-      <w:r>
-        <w:t xml:space="preserve">    ก</w:t>
-      </w:r>
-    </w:p>
-    <w:p>
-      <w:pPr>
-        <w:pStyle w:val="ListBullet"/>
-        <w:ind w:left="720"/>
-      </w:pPr>
-      <w:r>
-        <w:t xml:space="preserve">    ข</w:t>
-      </w:r>
-    </w:p>
-    <w:p>
-      <w:pPr>
-        <w:pStyle w:val="ListBullet"/>
-        <w:ind w:left="720"/>
-      </w:pPr>
-      <w:r>
-        <w:t xml:space="preserve">    ค</w:t>
-      </w:r>
-    </w:p>
-    <w:p>
-      <w:pPr>
-        <w:pStyle w:val="ListBullet"/>
-        <w:ind w:left="720"/>
-      </w:pPr>
-      <w:r>
-        <w:t xml:space="preserve">    ง</w:t>
-      </w:r>
-    </w:p>
-    <w:p/>
-    <w:p>
-      <w:r>
-        <w:rPr>
-          <w:sz w:val="24"/>
-        </w:rPr>
-        <w:t>ข้อ p1_l04_014: แรง 100 N กระทำที่มุม 30° กับคานยาว 2 m (วัดจากปลาย) จงหาโมเมนต์ของแรงรอบจุดปลายคาน</w:t>
-      </w:r>
-    </w:p>
-    <w:p/>
-    <w:p>
-      <w:r>
-        <w:rPr>
-          <w:sz w:val="24"/>
-        </w:rPr>
-        <w:t>ข้อ p1_l04_015: เมื่อคานอยู่ในสมดุลและไม่มีแรงอื่นกระทำ แรงที่จุดหมุนมีค่าเท่าไหร่?</w:t>
-      </w:r>
-    </w:p>
-    <w:p>
-      <w:pPr>
-        <w:pStyle w:val="ListBullet"/>
-        <w:ind w:left="720"/>
-      </w:pPr>
-      <w:r>
-        <w:t xml:space="preserve">    ก</w:t>
-      </w:r>
-    </w:p>
-    <w:p>
-      <w:pPr>
-        <w:pStyle w:val="ListBullet"/>
-        <w:ind w:left="720"/>
-      </w:pPr>
-      <w:r>
-        <w:t xml:space="preserve">    ข</w:t>
-      </w:r>
-    </w:p>
-    <w:p>
-      <w:pPr>
-        <w:pStyle w:val="ListBullet"/>
-        <w:ind w:left="720"/>
-      </w:pPr>
-      <w:r>
-        <w:t xml:space="preserve">    ค</w:t>
-      </w:r>
-    </w:p>
-    <w:p>
-      <w:pPr>
-        <w:pStyle w:val="ListBullet"/>
-        <w:ind w:left="720"/>
-      </w:pPr>
-      <w:r>
-        <w:t xml:space="preserve">    ง</w:t>
-      </w:r>
-    </w:p>
-    <w:p/>
-    <w:p>
-      <w:r>
-        <w:rPr>
-          <w:sz w:val="24"/>
-        </w:rPr>
-        <w:t>ข้อ p1_l04_016: คานยาว 3 m น้ำหนัก 60 N แขวนกึ่งกลาง ต้องการแขวนน้ำหนัก 30 N และ 50 N ที่ปลายซ้ายและขวาตามลำดับ คานจะอยู่ในสมดุลหรือไม่?</w:t>
+        <w:t>14. แรง 100 N กระทำที่มุม 30° กับคานยาว 2 m (วัดจากปลาย) จงหาโมเมนต์ของแรงรอบจุดปลายคาน</w:t>
       </w:r>
     </w:p>
     <w:p>
@@ -570,7 +484,7 @@
               <a:graphicData uri="http://schemas.openxmlformats.org/drawingml/2006/picture">
                 <pic:pic>
                   <pic:nvPicPr>
-                    <pic:cNvPr id="0" name="physics_img_q1_l04_016.png"/>
+                    <pic:cNvPr id="0" name="physics_img_14.png"/>
                     <pic:cNvPicPr/>
                   </pic:nvPicPr>
                   <pic:blipFill>
@@ -600,61 +514,7 @@
         <w:rPr>
           <w:sz w:val="24"/>
         </w:rPr>
-        <w:t>ข้อ p1_l04_017: สมดุลแบบใดที่วัตถุจะกลับสู่ตำแหน่งเดิมเมื่อถูกรบกวนเล็กน้อย?</w:t>
-      </w:r>
-    </w:p>
-    <w:p>
-      <w:pPr>
-        <w:pStyle w:val="ListBullet"/>
-        <w:ind w:left="720"/>
-      </w:pPr>
-      <w:r>
-        <w:t xml:space="preserve">    ก</w:t>
-      </w:r>
-    </w:p>
-    <w:p>
-      <w:pPr>
-        <w:pStyle w:val="ListBullet"/>
-        <w:ind w:left="720"/>
-      </w:pPr>
-      <w:r>
-        <w:t xml:space="preserve">    ข</w:t>
-      </w:r>
-    </w:p>
-    <w:p>
-      <w:pPr>
-        <w:pStyle w:val="ListBullet"/>
-        <w:ind w:left="720"/>
-      </w:pPr>
-      <w:r>
-        <w:t xml:space="preserve">    ค</w:t>
-      </w:r>
-    </w:p>
-    <w:p>
-      <w:pPr>
-        <w:pStyle w:val="ListBullet"/>
-        <w:ind w:left="720"/>
-      </w:pPr>
-      <w:r>
-        <w:t xml:space="preserve">    ง</w:t>
-      </w:r>
-    </w:p>
-    <w:p/>
-    <w:p>
-      <w:r>
-        <w:rPr>
-          <w:sz w:val="24"/>
-        </w:rPr>
-        <w:t>ข้อ p1_l04_018: คาน AB ยาว 8 m วางบนจุดหมุน O โดย AO = 3 m, OB = 5 m มีแรง F₁ = 40 N กระทำที่ปลาย A (ตั้งฉากกับคาน) และ F₂ = 20 N กระทำที่จุดกึ่งกลาง AB (ตั้งฉากกับคาน) จงหาโมเมนต์รวมรอบจุด O</w:t>
-      </w:r>
-    </w:p>
-    <w:p/>
-    <w:p>
-      <w:r>
-        <w:rPr>
-          <w:sz w:val="24"/>
-        </w:rPr>
-        <w:t>ข้อ p1_l04_019: สำหรับวัตถุที่มีแรงโน้มถ่วงสม่ำเสมอ ศูนย์ถ่วงและจุดเซนทรอยด์อยู่ที่เดียวกันหรือไม่?</w:t>
+        <w:t>15. เมื่อคานอยู่ในสมดุลและไม่มีแรงอื่นกระทำ แรงที่จุดหมุนมีค่าเท่าไหร่?</w:t>
       </w:r>
     </w:p>
     <w:p>
@@ -670,7 +530,181 @@
               <a:graphicData uri="http://schemas.openxmlformats.org/drawingml/2006/picture">
                 <pic:pic>
                   <pic:nvPicPr>
-                    <pic:cNvPr id="0" name="physics_img_q1_l04_019.png"/>
+                    <pic:cNvPr id="0" name="physics_img_8.png"/>
+                    <pic:cNvPicPr/>
+                  </pic:nvPicPr>
+                  <pic:blipFill>
+                    <a:blip r:embed="rId10"/>
+                    <a:stretch>
+                      <a:fillRect/>
+                    </a:stretch>
+                  </pic:blipFill>
+                  <pic:spPr>
+                    <a:xfrm>
+                      <a:off x="0" y="0"/>
+                      <a:ext cx="1828800" cy="1359877"/>
+                    </a:xfrm>
+                    <a:prstGeom prst="rect"/>
+                  </pic:spPr>
+                </pic:pic>
+              </a:graphicData>
+            </a:graphic>
+          </wp:inline>
+        </w:drawing>
+      </w:r>
+    </w:p>
+    <w:p/>
+    <w:p>
+      <w:pPr>
+        <w:ind w:left="720"/>
+      </w:pPr>
+      <w:r>
+        <w:t xml:space="preserve">    1. ก</w:t>
+      </w:r>
+    </w:p>
+    <w:p>
+      <w:pPr>
+        <w:ind w:left="720"/>
+      </w:pPr>
+      <w:r>
+        <w:t xml:space="preserve">    2. ข</w:t>
+      </w:r>
+    </w:p>
+    <w:p>
+      <w:pPr>
+        <w:ind w:left="720"/>
+      </w:pPr>
+      <w:r>
+        <w:t xml:space="preserve">    3. ค</w:t>
+      </w:r>
+    </w:p>
+    <w:p>
+      <w:pPr>
+        <w:ind w:left="720"/>
+      </w:pPr>
+      <w:r>
+        <w:t xml:space="preserve">    4. ง</w:t>
+      </w:r>
+    </w:p>
+    <w:p/>
+    <w:p>
+      <w:r>
+        <w:rPr>
+          <w:sz w:val="24"/>
+        </w:rPr>
+        <w:t>16. คานยาว 3 m น้ำหนัก 60 N แขวนกึ่งกลาง ต้องการแขวนน้ำหนัก 30 N และ 50 N ที่ปลายซ้ายและขวาตามลำดับ คานจะอยู่ในสมดุลหรือไม่?</w:t>
+      </w:r>
+    </w:p>
+    <w:p/>
+    <w:p>
+      <w:r>
+        <w:rPr>
+          <w:sz w:val="24"/>
+        </w:rPr>
+        <w:t>17. สมดุลแบบใดที่วัตถุจะกลับสู่ตำแหน่งเดิมเมื่อถูกรบกวนเล็กน้อย?</w:t>
+      </w:r>
+    </w:p>
+    <w:p>
+      <w:pPr>
+        <w:ind w:left="720"/>
+      </w:pPr>
+      <w:r>
+        <w:t xml:space="preserve">    1. ก</w:t>
+      </w:r>
+    </w:p>
+    <w:p>
+      <w:pPr>
+        <w:ind w:left="720"/>
+      </w:pPr>
+      <w:r>
+        <w:t xml:space="preserve">    2. ข</w:t>
+      </w:r>
+    </w:p>
+    <w:p>
+      <w:pPr>
+        <w:ind w:left="720"/>
+      </w:pPr>
+      <w:r>
+        <w:t xml:space="preserve">    3. ค</w:t>
+      </w:r>
+    </w:p>
+    <w:p>
+      <w:pPr>
+        <w:ind w:left="720"/>
+      </w:pPr>
+      <w:r>
+        <w:t xml:space="preserve">    4. ง</w:t>
+      </w:r>
+    </w:p>
+    <w:p/>
+    <w:p>
+      <w:r>
+        <w:rPr>
+          <w:sz w:val="24"/>
+        </w:rPr>
+        <w:t>18. คาน AB ยาว 8 m วางบนจุดหมุน O โดย AO = 3 m, OB = 5 m มีแรง F₁ = 40 N กระทำที่ปลาย A (ตั้งฉากกับคาน) และ F₂ = 20 N กระทำที่จุดกึ่งกลาง AB (ตั้งฉากกับคาน) จงหาโมเมนต์รวมรอบจุด O</w:t>
+      </w:r>
+    </w:p>
+    <w:p>
+      <w:r>
+        <w:drawing>
+          <wp:inline xmlns:a="http://schemas.openxmlformats.org/drawingml/2006/main" xmlns:pic="http://schemas.openxmlformats.org/drawingml/2006/picture">
+            <wp:extent cx="1828800" cy="1359877"/>
+            <wp:docPr id="5" name="Picture 5"/>
+            <wp:cNvGraphicFramePr>
+              <a:graphicFrameLocks noChangeAspect="1"/>
+            </wp:cNvGraphicFramePr>
+            <a:graphic>
+              <a:graphicData uri="http://schemas.openxmlformats.org/drawingml/2006/picture">
+                <pic:pic>
+                  <pic:nvPicPr>
+                    <pic:cNvPr id="0" name="physics_img_1.png"/>
+                    <pic:cNvPicPr/>
+                  </pic:nvPicPr>
+                  <pic:blipFill>
+                    <a:blip r:embed="rId9"/>
+                    <a:stretch>
+                      <a:fillRect/>
+                    </a:stretch>
+                  </pic:blipFill>
+                  <pic:spPr>
+                    <a:xfrm>
+                      <a:off x="0" y="0"/>
+                      <a:ext cx="1828800" cy="1359877"/>
+                    </a:xfrm>
+                    <a:prstGeom prst="rect"/>
+                  </pic:spPr>
+                </pic:pic>
+              </a:graphicData>
+            </a:graphic>
+          </wp:inline>
+        </w:drawing>
+      </w:r>
+    </w:p>
+    <w:p/>
+    <w:p/>
+    <w:p>
+      <w:r>
+        <w:rPr>
+          <w:sz w:val="24"/>
+        </w:rPr>
+        <w:t>19. สำหรับวัตถุที่มีแรงโน้มถ่วงสม่ำเสมอ ศูนย์ถ่วงและจุดเซนทรอยด์อยู่ที่เดียวกันหรือไม่?</w:t>
+      </w:r>
+    </w:p>
+    <w:p>
+      <w:r>
+        <w:drawing>
+          <wp:inline xmlns:a="http://schemas.openxmlformats.org/drawingml/2006/main" xmlns:pic="http://schemas.openxmlformats.org/drawingml/2006/picture">
+            <wp:extent cx="1828800" cy="1359877"/>
+            <wp:docPr id="6" name="Picture 6"/>
+            <wp:cNvGraphicFramePr>
+              <a:graphicFrameLocks noChangeAspect="1"/>
+            </wp:cNvGraphicFramePr>
+            <a:graphic>
+              <a:graphicData uri="http://schemas.openxmlformats.org/drawingml/2006/picture">
+                <pic:pic>
+                  <pic:nvPicPr>
+                    <pic:cNvPr id="0" name="physics_img_19.png"/>
                     <pic:cNvPicPr/>
                   </pic:nvPicPr>
                   <pic:blipFill>
@@ -696,38 +730,34 @@
     <w:p/>
     <w:p>
       <w:pPr>
-        <w:pStyle w:val="ListBullet"/>
         <w:ind w:left="720"/>
       </w:pPr>
       <w:r>
-        <w:t xml:space="preserve">    ก</w:t>
+        <w:t xml:space="preserve">    1. ก</w:t>
       </w:r>
     </w:p>
     <w:p>
       <w:pPr>
-        <w:pStyle w:val="ListBullet"/>
         <w:ind w:left="720"/>
       </w:pPr>
       <w:r>
-        <w:t xml:space="preserve">    ข</w:t>
+        <w:t xml:space="preserve">    2. ข</w:t>
       </w:r>
     </w:p>
     <w:p>
       <w:pPr>
-        <w:pStyle w:val="ListBullet"/>
         <w:ind w:left="720"/>
       </w:pPr>
       <w:r>
-        <w:t xml:space="preserve">    ค</w:t>
+        <w:t xml:space="preserve">    3. ค</w:t>
       </w:r>
     </w:p>
     <w:p>
       <w:pPr>
-        <w:pStyle w:val="ListBullet"/>
         <w:ind w:left="720"/>
       </w:pPr>
       <w:r>
-        <w:t xml:space="preserve">    ง</w:t>
+        <w:t xml:space="preserve">    4. ง</w:t>
       </w:r>
     </w:p>
     <w:p/>
@@ -736,7 +766,7 @@
         <w:rPr>
           <w:sz w:val="24"/>
         </w:rPr>
-        <w:t>ข้อ p1_l04_020: คานเบายาว 4 m วางบนจุดหมุนที่ห่างจากปลายซ้าย 1 m มีน้ำหนัก 50 N แขวนที่ปลายซ้าย ต้องแขวนน้ำหนักเท่าไหร่ที่ปลายขวาเพื่อให้คานอยู่ในสมดุล?</w:t>
+        <w:t>20. คานเบายาว 4 m วางบนจุดหมุนที่ห่างจากปลายซ้าย 1 m มีน้ำหนัก 50 N แขวนที่ปลายซ้าย ต้องแขวนน้ำหนักเท่าไหร่ที่ปลายขวาเพื่อให้คานอยู่ในสมดุล?</w:t>
       </w:r>
     </w:p>
     <w:p/>
@@ -745,43 +775,76 @@
         <w:rPr>
           <w:sz w:val="24"/>
         </w:rPr>
-        <w:t>ข้อ p1_l04_021: โมเมนต์คู่ควบ (Couple) คืออะไร?</w:t>
+        <w:t>21. โมเมนต์คู่ควบ (Couple) คืออะไร?</w:t>
+      </w:r>
+    </w:p>
+    <w:p>
+      <w:r>
+        <w:drawing>
+          <wp:inline xmlns:a="http://schemas.openxmlformats.org/drawingml/2006/main" xmlns:pic="http://schemas.openxmlformats.org/drawingml/2006/picture">
+            <wp:extent cx="1828800" cy="1359877"/>
+            <wp:docPr id="7" name="Picture 7"/>
+            <wp:cNvGraphicFramePr>
+              <a:graphicFrameLocks noChangeAspect="1"/>
+            </wp:cNvGraphicFramePr>
+            <a:graphic>
+              <a:graphicData uri="http://schemas.openxmlformats.org/drawingml/2006/picture">
+                <pic:pic>
+                  <pic:nvPicPr>
+                    <pic:cNvPr id="0" name="physics_img_14.png"/>
+                    <pic:cNvPicPr/>
+                  </pic:nvPicPr>
+                  <pic:blipFill>
+                    <a:blip r:embed="rId11"/>
+                    <a:stretch>
+                      <a:fillRect/>
+                    </a:stretch>
+                  </pic:blipFill>
+                  <pic:spPr>
+                    <a:xfrm>
+                      <a:off x="0" y="0"/>
+                      <a:ext cx="1828800" cy="1359877"/>
+                    </a:xfrm>
+                    <a:prstGeom prst="rect"/>
+                  </pic:spPr>
+                </pic:pic>
+              </a:graphicData>
+            </a:graphic>
+          </wp:inline>
+        </w:drawing>
+      </w:r>
+    </w:p>
+    <w:p/>
+    <w:p>
+      <w:pPr>
+        <w:ind w:left="720"/>
+      </w:pPr>
+      <w:r>
+        <w:t xml:space="preserve">    1. ก</w:t>
       </w:r>
     </w:p>
     <w:p>
       <w:pPr>
-        <w:pStyle w:val="ListBullet"/>
         <w:ind w:left="720"/>
       </w:pPr>
       <w:r>
-        <w:t xml:space="preserve">    ก</w:t>
+        <w:t xml:space="preserve">    2. ข</w:t>
       </w:r>
     </w:p>
     <w:p>
       <w:pPr>
-        <w:pStyle w:val="ListBullet"/>
         <w:ind w:left="720"/>
       </w:pPr>
       <w:r>
-        <w:t xml:space="preserve">    ข</w:t>
+        <w:t xml:space="preserve">    3. ค</w:t>
       </w:r>
     </w:p>
     <w:p>
       <w:pPr>
-        <w:pStyle w:val="ListBullet"/>
         <w:ind w:left="720"/>
       </w:pPr>
       <w:r>
-        <w:t xml:space="preserve">    ค</w:t>
-      </w:r>
-    </w:p>
-    <w:p>
-      <w:pPr>
-        <w:pStyle w:val="ListBullet"/>
-        <w:ind w:left="720"/>
-      </w:pPr>
-      <w:r>
-        <w:t xml:space="preserve">    ง</w:t>
+        <w:t xml:space="preserve">    4. ง</w:t>
       </w:r>
     </w:p>
     <w:p/>
@@ -790,7 +853,122 @@
         <w:rPr>
           <w:sz w:val="24"/>
         </w:rPr>
-        <w:t>ข้อ p1_l04_022: แรงคู่ควบขนาด 10 N แต่ละแรง กระทำห่างกัน 0.5 m ในแนวตั้งฉากกับแรง จงหาโมเมนต์ของคู่ควบ</w:t>
+        <w:t>22. แรงคู่ควบขนาด 10 N แต่ละแรง กระทำห่างกัน 0.5 m ในแนวตั้งฉากกับแรง จงหาโมเมนต์ของคู่ควบ</w:t>
+      </w:r>
+    </w:p>
+    <w:p>
+      <w:r>
+        <w:drawing>
+          <wp:inline xmlns:a="http://schemas.openxmlformats.org/drawingml/2006/main" xmlns:pic="http://schemas.openxmlformats.org/drawingml/2006/picture">
+            <wp:extent cx="1828800" cy="1359877"/>
+            <wp:docPr id="8" name="Picture 8"/>
+            <wp:cNvGraphicFramePr>
+              <a:graphicFrameLocks noChangeAspect="1"/>
+            </wp:cNvGraphicFramePr>
+            <a:graphic>
+              <a:graphicData uri="http://schemas.openxmlformats.org/drawingml/2006/picture">
+                <pic:pic>
+                  <pic:nvPicPr>
+                    <pic:cNvPr id="0" name="physics_img_14.png"/>
+                    <pic:cNvPicPr/>
+                  </pic:nvPicPr>
+                  <pic:blipFill>
+                    <a:blip r:embed="rId11"/>
+                    <a:stretch>
+                      <a:fillRect/>
+                    </a:stretch>
+                  </pic:blipFill>
+                  <pic:spPr>
+                    <a:xfrm>
+                      <a:off x="0" y="0"/>
+                      <a:ext cx="1828800" cy="1359877"/>
+                    </a:xfrm>
+                    <a:prstGeom prst="rect"/>
+                  </pic:spPr>
+                </pic:pic>
+              </a:graphicData>
+            </a:graphic>
+          </wp:inline>
+        </w:drawing>
+      </w:r>
+    </w:p>
+    <w:p/>
+    <w:p/>
+    <w:p>
+      <w:r>
+        <w:rPr>
+          <w:sz w:val="24"/>
+        </w:rPr>
+        <w:t>23. วัตถุในข้อใดอยู่ในสมดุลลอยตัว (Neutral Equilibrium)?</w:t>
+      </w:r>
+    </w:p>
+    <w:p>
+      <w:r>
+        <w:drawing>
+          <wp:inline xmlns:a="http://schemas.openxmlformats.org/drawingml/2006/main" xmlns:pic="http://schemas.openxmlformats.org/drawingml/2006/picture">
+            <wp:extent cx="1828800" cy="1359877"/>
+            <wp:docPr id="9" name="Picture 9"/>
+            <wp:cNvGraphicFramePr>
+              <a:graphicFrameLocks noChangeAspect="1"/>
+            </wp:cNvGraphicFramePr>
+            <a:graphic>
+              <a:graphicData uri="http://schemas.openxmlformats.org/drawingml/2006/picture">
+                <pic:pic>
+                  <pic:nvPicPr>
+                    <pic:cNvPr id="0" name="physics_img_8.png"/>
+                    <pic:cNvPicPr/>
+                  </pic:nvPicPr>
+                  <pic:blipFill>
+                    <a:blip r:embed="rId10"/>
+                    <a:stretch>
+                      <a:fillRect/>
+                    </a:stretch>
+                  </pic:blipFill>
+                  <pic:spPr>
+                    <a:xfrm>
+                      <a:off x="0" y="0"/>
+                      <a:ext cx="1828800" cy="1359877"/>
+                    </a:xfrm>
+                    <a:prstGeom prst="rect"/>
+                  </pic:spPr>
+                </pic:pic>
+              </a:graphicData>
+            </a:graphic>
+          </wp:inline>
+        </w:drawing>
+      </w:r>
+    </w:p>
+    <w:p/>
+    <w:p>
+      <w:pPr>
+        <w:ind w:left="720"/>
+      </w:pPr>
+      <w:r>
+        <w:t xml:space="preserve">    1. ก</w:t>
+      </w:r>
+    </w:p>
+    <w:p>
+      <w:pPr>
+        <w:ind w:left="720"/>
+      </w:pPr>
+      <w:r>
+        <w:t xml:space="preserve">    2. ข</w:t>
+      </w:r>
+    </w:p>
+    <w:p>
+      <w:pPr>
+        <w:ind w:left="720"/>
+      </w:pPr>
+      <w:r>
+        <w:t xml:space="preserve">    3. ค</w:t>
+      </w:r>
+    </w:p>
+    <w:p>
+      <w:pPr>
+        <w:ind w:left="720"/>
+      </w:pPr>
+      <w:r>
+        <w:t xml:space="preserve">    4. ง</w:t>
       </w:r>
     </w:p>
     <w:p/>
@@ -799,43 +977,7 @@
         <w:rPr>
           <w:sz w:val="24"/>
         </w:rPr>
-        <w:t>ข้อ p1_l04_023: วัตถุในข้อใดอยู่ในสมดุลลอยตัว (Neutral Equilibrium)?</w:t>
-      </w:r>
-    </w:p>
-    <w:p>
-      <w:pPr>
-        <w:pStyle w:val="ListBullet"/>
-        <w:ind w:left="720"/>
-      </w:pPr>
-      <w:r>
-        <w:t xml:space="preserve">    ก</w:t>
-      </w:r>
-    </w:p>
-    <w:p>
-      <w:pPr>
-        <w:pStyle w:val="ListBullet"/>
-        <w:ind w:left="720"/>
-      </w:pPr>
-      <w:r>
-        <w:t xml:space="preserve">    ข</w:t>
-      </w:r>
-    </w:p>
-    <w:p>
-      <w:pPr>
-        <w:pStyle w:val="ListBullet"/>
-        <w:ind w:left="720"/>
-      </w:pPr>
-      <w:r>
-        <w:t xml:space="preserve">    ค</w:t>
-      </w:r>
-    </w:p>
-    <w:p>
-      <w:pPr>
-        <w:pStyle w:val="ListBullet"/>
-        <w:ind w:left="720"/>
-      </w:pPr>
-      <w:r>
-        <w:t xml:space="preserve">    ง</w:t>
+        <w:t>24. มวล 2 kg ที่ x = 0 m และมวล 4 kg ที่ x = 6 m บนแกน x จุดศูนย์ถ่วงอยู่ที่ x เท่าไหร่?</w:t>
       </w:r>
     </w:p>
     <w:p/>
@@ -844,52 +986,76 @@
         <w:rPr>
           <w:sz w:val="24"/>
         </w:rPr>
-        <w:t>ข้อ p1_l04_024: มวล 2 kg ที่ x = 0 m และมวล 4 kg ที่ x = 6 m บนแกน x จุดศูนย์ถ่วงอยู่ที่ x เท่าไหร่?</w:t>
+        <w:t>25. คนมวล 60 kg ยืนที่ปลายค้ำจะชนิดหนึ่ง (จุดหมุนที่ปลายหนึ่ง คานยาว 3 m) ต้องวางจุดรองรับห่างจากปลายค้ำจะเท่าไหร่เพื่อให้คานอยู่ในสมดุล? (น้ำหนักคานเป็น 100 N, g = 10 m/s²)</w:t>
+      </w:r>
+    </w:p>
+    <w:p>
+      <w:r>
+        <w:drawing>
+          <wp:inline xmlns:a="http://schemas.openxmlformats.org/drawingml/2006/main" xmlns:pic="http://schemas.openxmlformats.org/drawingml/2006/picture">
+            <wp:extent cx="1828800" cy="1359877"/>
+            <wp:docPr id="10" name="Picture 10"/>
+            <wp:cNvGraphicFramePr>
+              <a:graphicFrameLocks noChangeAspect="1"/>
+            </wp:cNvGraphicFramePr>
+            <a:graphic>
+              <a:graphicData uri="http://schemas.openxmlformats.org/drawingml/2006/picture">
+                <pic:pic>
+                  <pic:nvPicPr>
+                    <pic:cNvPr id="0" name="physics_img_8.png"/>
+                    <pic:cNvPicPr/>
+                  </pic:nvPicPr>
+                  <pic:blipFill>
+                    <a:blip r:embed="rId10"/>
+                    <a:stretch>
+                      <a:fillRect/>
+                    </a:stretch>
+                  </pic:blipFill>
+                  <pic:spPr>
+                    <a:xfrm>
+                      <a:off x="0" y="0"/>
+                      <a:ext cx="1828800" cy="1359877"/>
+                    </a:xfrm>
+                    <a:prstGeom prst="rect"/>
+                  </pic:spPr>
+                </pic:pic>
+              </a:graphicData>
+            </a:graphic>
+          </wp:inline>
+        </w:drawing>
       </w:r>
     </w:p>
     <w:p/>
     <w:p>
+      <w:pPr>
+        <w:ind w:left="720"/>
+      </w:pPr>
       <w:r>
-        <w:rPr>
-          <w:sz w:val="24"/>
-        </w:rPr>
-        <w:t>ข้อ p1_l04_025: คนมวล 60 kg ยืนที่ปลายค้ำจะชนิดหนึ่ง (จุดหมุนที่ปลายหนึ่ง คานยาว 3 m) ต้องวางจุดรองรับห่างจากปลายค้ำจะเท่าไหร่เพื่อให้คานอยู่ในสมดุล? (น้ำหนักคานเป็น 100 N, g = 10 m/s²)</w:t>
+        <w:t xml:space="preserve">    1. ก</w:t>
       </w:r>
     </w:p>
     <w:p>
       <w:pPr>
-        <w:pStyle w:val="ListBullet"/>
         <w:ind w:left="720"/>
       </w:pPr>
       <w:r>
-        <w:t xml:space="preserve">    ก</w:t>
+        <w:t xml:space="preserve">    2. ข</w:t>
       </w:r>
     </w:p>
     <w:p>
       <w:pPr>
-        <w:pStyle w:val="ListBullet"/>
         <w:ind w:left="720"/>
       </w:pPr>
       <w:r>
-        <w:t xml:space="preserve">    ข</w:t>
+        <w:t xml:space="preserve">    3. ค</w:t>
       </w:r>
     </w:p>
     <w:p>
       <w:pPr>
-        <w:pStyle w:val="ListBullet"/>
         <w:ind w:left="720"/>
       </w:pPr>
       <w:r>
-        <w:t xml:space="preserve">    ค</w:t>
-      </w:r>
-    </w:p>
-    <w:p>
-      <w:pPr>
-        <w:pStyle w:val="ListBullet"/>
-        <w:ind w:left="720"/>
-      </w:pPr>
-      <w:r>
-        <w:t xml:space="preserve">    ง</w:t>
+        <w:t xml:space="preserve">    4. ง</w:t>
       </w:r>
     </w:p>
     <w:p/>

--- a/physics_course/word/lesson04.docx
+++ b/physics_course/word/lesson04.docx
@@ -24,43 +24,6 @@
         <w:t>1. โมเมนต์ของแรง (Moment of Force) คำนวณได้จากสูตรใด?</w:t>
       </w:r>
     </w:p>
-    <w:p>
-      <w:r>
-        <w:drawing>
-          <wp:inline xmlns:a="http://schemas.openxmlformats.org/drawingml/2006/main" xmlns:pic="http://schemas.openxmlformats.org/drawingml/2006/picture">
-            <wp:extent cx="1828800" cy="1359877"/>
-            <wp:docPr id="1" name="Picture 1"/>
-            <wp:cNvGraphicFramePr>
-              <a:graphicFrameLocks noChangeAspect="1"/>
-            </wp:cNvGraphicFramePr>
-            <a:graphic>
-              <a:graphicData uri="http://schemas.openxmlformats.org/drawingml/2006/picture">
-                <pic:pic>
-                  <pic:nvPicPr>
-                    <pic:cNvPr id="0" name="physics_img_1.png"/>
-                    <pic:cNvPicPr/>
-                  </pic:nvPicPr>
-                  <pic:blipFill>
-                    <a:blip r:embed="rId9"/>
-                    <a:stretch>
-                      <a:fillRect/>
-                    </a:stretch>
-                  </pic:blipFill>
-                  <pic:spPr>
-                    <a:xfrm>
-                      <a:off x="0" y="0"/>
-                      <a:ext cx="1828800" cy="1359877"/>
-                    </a:xfrm>
-                    <a:prstGeom prst="rect"/>
-                  </pic:spPr>
-                </pic:pic>
-              </a:graphicData>
-            </a:graphic>
-          </wp:inline>
-        </w:drawing>
-      </w:r>
-    </w:p>
-    <w:p/>
     <w:p>
       <w:pPr>
         <w:ind w:left="720"/>
@@ -284,43 +247,6 @@
         <w:t>8. คานยาว 4 m วางบนจุดหมุน มีน้ำหนัก 20 N กระทำที่จุดกึ่งกลาง ถ้าต้องการยกปลายคานขึ้น ต้องออกแรง 15 N ที่ปลายคาน ระยะจากจุดหมุนถึงปลายเท่าไหร่?</w:t>
       </w:r>
     </w:p>
-    <w:p>
-      <w:r>
-        <w:drawing>
-          <wp:inline xmlns:a="http://schemas.openxmlformats.org/drawingml/2006/main" xmlns:pic="http://schemas.openxmlformats.org/drawingml/2006/picture">
-            <wp:extent cx="1828800" cy="1359877"/>
-            <wp:docPr id="2" name="Picture 2"/>
-            <wp:cNvGraphicFramePr>
-              <a:graphicFrameLocks noChangeAspect="1"/>
-            </wp:cNvGraphicFramePr>
-            <a:graphic>
-              <a:graphicData uri="http://schemas.openxmlformats.org/drawingml/2006/picture">
-                <pic:pic>
-                  <pic:nvPicPr>
-                    <pic:cNvPr id="0" name="physics_img_8.png"/>
-                    <pic:cNvPicPr/>
-                  </pic:nvPicPr>
-                  <pic:blipFill>
-                    <a:blip r:embed="rId10"/>
-                    <a:stretch>
-                      <a:fillRect/>
-                    </a:stretch>
-                  </pic:blipFill>
-                  <pic:spPr>
-                    <a:xfrm>
-                      <a:off x="0" y="0"/>
-                      <a:ext cx="1828800" cy="1359877"/>
-                    </a:xfrm>
-                    <a:prstGeom prst="rect"/>
-                  </pic:spPr>
-                </pic:pic>
-              </a:graphicData>
-            </a:graphic>
-          </wp:inline>
-        </w:drawing>
-      </w:r>
-    </w:p>
-    <w:p/>
     <w:p/>
     <w:p>
       <w:r>
@@ -471,43 +397,6 @@
         <w:t>14. แรง 100 N กระทำที่มุม 30° กับคานยาว 2 m (วัดจากปลาย) จงหาโมเมนต์ของแรงรอบจุดปลายคาน</w:t>
       </w:r>
     </w:p>
-    <w:p>
-      <w:r>
-        <w:drawing>
-          <wp:inline xmlns:a="http://schemas.openxmlformats.org/drawingml/2006/main" xmlns:pic="http://schemas.openxmlformats.org/drawingml/2006/picture">
-            <wp:extent cx="1828800" cy="1359877"/>
-            <wp:docPr id="3" name="Picture 3"/>
-            <wp:cNvGraphicFramePr>
-              <a:graphicFrameLocks noChangeAspect="1"/>
-            </wp:cNvGraphicFramePr>
-            <a:graphic>
-              <a:graphicData uri="http://schemas.openxmlformats.org/drawingml/2006/picture">
-                <pic:pic>
-                  <pic:nvPicPr>
-                    <pic:cNvPr id="0" name="physics_img_14.png"/>
-                    <pic:cNvPicPr/>
-                  </pic:nvPicPr>
-                  <pic:blipFill>
-                    <a:blip r:embed="rId11"/>
-                    <a:stretch>
-                      <a:fillRect/>
-                    </a:stretch>
-                  </pic:blipFill>
-                  <pic:spPr>
-                    <a:xfrm>
-                      <a:off x="0" y="0"/>
-                      <a:ext cx="1828800" cy="1359877"/>
-                    </a:xfrm>
-                    <a:prstGeom prst="rect"/>
-                  </pic:spPr>
-                </pic:pic>
-              </a:graphicData>
-            </a:graphic>
-          </wp:inline>
-        </w:drawing>
-      </w:r>
-    </w:p>
-    <w:p/>
     <w:p/>
     <w:p>
       <w:r>
@@ -517,43 +406,6 @@
         <w:t>15. เมื่อคานอยู่ในสมดุลและไม่มีแรงอื่นกระทำ แรงที่จุดหมุนมีค่าเท่าไหร่?</w:t>
       </w:r>
     </w:p>
-    <w:p>
-      <w:r>
-        <w:drawing>
-          <wp:inline xmlns:a="http://schemas.openxmlformats.org/drawingml/2006/main" xmlns:pic="http://schemas.openxmlformats.org/drawingml/2006/picture">
-            <wp:extent cx="1828800" cy="1359877"/>
-            <wp:docPr id="4" name="Picture 4"/>
-            <wp:cNvGraphicFramePr>
-              <a:graphicFrameLocks noChangeAspect="1"/>
-            </wp:cNvGraphicFramePr>
-            <a:graphic>
-              <a:graphicData uri="http://schemas.openxmlformats.org/drawingml/2006/picture">
-                <pic:pic>
-                  <pic:nvPicPr>
-                    <pic:cNvPr id="0" name="physics_img_8.png"/>
-                    <pic:cNvPicPr/>
-                  </pic:nvPicPr>
-                  <pic:blipFill>
-                    <a:blip r:embed="rId10"/>
-                    <a:stretch>
-                      <a:fillRect/>
-                    </a:stretch>
-                  </pic:blipFill>
-                  <pic:spPr>
-                    <a:xfrm>
-                      <a:off x="0" y="0"/>
-                      <a:ext cx="1828800" cy="1359877"/>
-                    </a:xfrm>
-                    <a:prstGeom prst="rect"/>
-                  </pic:spPr>
-                </pic:pic>
-              </a:graphicData>
-            </a:graphic>
-          </wp:inline>
-        </w:drawing>
-      </w:r>
-    </w:p>
-    <w:p/>
     <w:p>
       <w:pPr>
         <w:ind w:left="720"/>
@@ -645,43 +497,6 @@
         <w:t>18. คาน AB ยาว 8 m วางบนจุดหมุน O โดย AO = 3 m, OB = 5 m มีแรง F₁ = 40 N กระทำที่ปลาย A (ตั้งฉากกับคาน) และ F₂ = 20 N กระทำที่จุดกึ่งกลาง AB (ตั้งฉากกับคาน) จงหาโมเมนต์รวมรอบจุด O</w:t>
       </w:r>
     </w:p>
-    <w:p>
-      <w:r>
-        <w:drawing>
-          <wp:inline xmlns:a="http://schemas.openxmlformats.org/drawingml/2006/main" xmlns:pic="http://schemas.openxmlformats.org/drawingml/2006/picture">
-            <wp:extent cx="1828800" cy="1359877"/>
-            <wp:docPr id="5" name="Picture 5"/>
-            <wp:cNvGraphicFramePr>
-              <a:graphicFrameLocks noChangeAspect="1"/>
-            </wp:cNvGraphicFramePr>
-            <a:graphic>
-              <a:graphicData uri="http://schemas.openxmlformats.org/drawingml/2006/picture">
-                <pic:pic>
-                  <pic:nvPicPr>
-                    <pic:cNvPr id="0" name="physics_img_1.png"/>
-                    <pic:cNvPicPr/>
-                  </pic:nvPicPr>
-                  <pic:blipFill>
-                    <a:blip r:embed="rId9"/>
-                    <a:stretch>
-                      <a:fillRect/>
-                    </a:stretch>
-                  </pic:blipFill>
-                  <pic:spPr>
-                    <a:xfrm>
-                      <a:off x="0" y="0"/>
-                      <a:ext cx="1828800" cy="1359877"/>
-                    </a:xfrm>
-                    <a:prstGeom prst="rect"/>
-                  </pic:spPr>
-                </pic:pic>
-              </a:graphicData>
-            </a:graphic>
-          </wp:inline>
-        </w:drawing>
-      </w:r>
-    </w:p>
-    <w:p/>
     <w:p/>
     <w:p>
       <w:r>
@@ -691,43 +506,6 @@
         <w:t>19. สำหรับวัตถุที่มีแรงโน้มถ่วงสม่ำเสมอ ศูนย์ถ่วงและจุดเซนทรอยด์อยู่ที่เดียวกันหรือไม่?</w:t>
       </w:r>
     </w:p>
-    <w:p>
-      <w:r>
-        <w:drawing>
-          <wp:inline xmlns:a="http://schemas.openxmlformats.org/drawingml/2006/main" xmlns:pic="http://schemas.openxmlformats.org/drawingml/2006/picture">
-            <wp:extent cx="1828800" cy="1359877"/>
-            <wp:docPr id="6" name="Picture 6"/>
-            <wp:cNvGraphicFramePr>
-              <a:graphicFrameLocks noChangeAspect="1"/>
-            </wp:cNvGraphicFramePr>
-            <a:graphic>
-              <a:graphicData uri="http://schemas.openxmlformats.org/drawingml/2006/picture">
-                <pic:pic>
-                  <pic:nvPicPr>
-                    <pic:cNvPr id="0" name="physics_img_19.png"/>
-                    <pic:cNvPicPr/>
-                  </pic:nvPicPr>
-                  <pic:blipFill>
-                    <a:blip r:embed="rId12"/>
-                    <a:stretch>
-                      <a:fillRect/>
-                    </a:stretch>
-                  </pic:blipFill>
-                  <pic:spPr>
-                    <a:xfrm>
-                      <a:off x="0" y="0"/>
-                      <a:ext cx="1828800" cy="1359877"/>
-                    </a:xfrm>
-                    <a:prstGeom prst="rect"/>
-                  </pic:spPr>
-                </pic:pic>
-              </a:graphicData>
-            </a:graphic>
-          </wp:inline>
-        </w:drawing>
-      </w:r>
-    </w:p>
-    <w:p/>
     <w:p>
       <w:pPr>
         <w:ind w:left="720"/>
@@ -779,43 +557,6 @@
       </w:r>
     </w:p>
     <w:p>
-      <w:r>
-        <w:drawing>
-          <wp:inline xmlns:a="http://schemas.openxmlformats.org/drawingml/2006/main" xmlns:pic="http://schemas.openxmlformats.org/drawingml/2006/picture">
-            <wp:extent cx="1828800" cy="1359877"/>
-            <wp:docPr id="7" name="Picture 7"/>
-            <wp:cNvGraphicFramePr>
-              <a:graphicFrameLocks noChangeAspect="1"/>
-            </wp:cNvGraphicFramePr>
-            <a:graphic>
-              <a:graphicData uri="http://schemas.openxmlformats.org/drawingml/2006/picture">
-                <pic:pic>
-                  <pic:nvPicPr>
-                    <pic:cNvPr id="0" name="physics_img_14.png"/>
-                    <pic:cNvPicPr/>
-                  </pic:nvPicPr>
-                  <pic:blipFill>
-                    <a:blip r:embed="rId11"/>
-                    <a:stretch>
-                      <a:fillRect/>
-                    </a:stretch>
-                  </pic:blipFill>
-                  <pic:spPr>
-                    <a:xfrm>
-                      <a:off x="0" y="0"/>
-                      <a:ext cx="1828800" cy="1359877"/>
-                    </a:xfrm>
-                    <a:prstGeom prst="rect"/>
-                  </pic:spPr>
-                </pic:pic>
-              </a:graphicData>
-            </a:graphic>
-          </wp:inline>
-        </w:drawing>
-      </w:r>
-    </w:p>
-    <w:p/>
-    <w:p>
       <w:pPr>
         <w:ind w:left="720"/>
       </w:pPr>
@@ -856,43 +597,6 @@
         <w:t>22. แรงคู่ควบขนาด 10 N แต่ละแรง กระทำห่างกัน 0.5 m ในแนวตั้งฉากกับแรง จงหาโมเมนต์ของคู่ควบ</w:t>
       </w:r>
     </w:p>
-    <w:p>
-      <w:r>
-        <w:drawing>
-          <wp:inline xmlns:a="http://schemas.openxmlformats.org/drawingml/2006/main" xmlns:pic="http://schemas.openxmlformats.org/drawingml/2006/picture">
-            <wp:extent cx="1828800" cy="1359877"/>
-            <wp:docPr id="8" name="Picture 8"/>
-            <wp:cNvGraphicFramePr>
-              <a:graphicFrameLocks noChangeAspect="1"/>
-            </wp:cNvGraphicFramePr>
-            <a:graphic>
-              <a:graphicData uri="http://schemas.openxmlformats.org/drawingml/2006/picture">
-                <pic:pic>
-                  <pic:nvPicPr>
-                    <pic:cNvPr id="0" name="physics_img_14.png"/>
-                    <pic:cNvPicPr/>
-                  </pic:nvPicPr>
-                  <pic:blipFill>
-                    <a:blip r:embed="rId11"/>
-                    <a:stretch>
-                      <a:fillRect/>
-                    </a:stretch>
-                  </pic:blipFill>
-                  <pic:spPr>
-                    <a:xfrm>
-                      <a:off x="0" y="0"/>
-                      <a:ext cx="1828800" cy="1359877"/>
-                    </a:xfrm>
-                    <a:prstGeom prst="rect"/>
-                  </pic:spPr>
-                </pic:pic>
-              </a:graphicData>
-            </a:graphic>
-          </wp:inline>
-        </w:drawing>
-      </w:r>
-    </w:p>
-    <w:p/>
     <w:p/>
     <w:p>
       <w:r>
@@ -902,43 +606,6 @@
         <w:t>23. วัตถุในข้อใดอยู่ในสมดุลลอยตัว (Neutral Equilibrium)?</w:t>
       </w:r>
     </w:p>
-    <w:p>
-      <w:r>
-        <w:drawing>
-          <wp:inline xmlns:a="http://schemas.openxmlformats.org/drawingml/2006/main" xmlns:pic="http://schemas.openxmlformats.org/drawingml/2006/picture">
-            <wp:extent cx="1828800" cy="1359877"/>
-            <wp:docPr id="9" name="Picture 9"/>
-            <wp:cNvGraphicFramePr>
-              <a:graphicFrameLocks noChangeAspect="1"/>
-            </wp:cNvGraphicFramePr>
-            <a:graphic>
-              <a:graphicData uri="http://schemas.openxmlformats.org/drawingml/2006/picture">
-                <pic:pic>
-                  <pic:nvPicPr>
-                    <pic:cNvPr id="0" name="physics_img_8.png"/>
-                    <pic:cNvPicPr/>
-                  </pic:nvPicPr>
-                  <pic:blipFill>
-                    <a:blip r:embed="rId10"/>
-                    <a:stretch>
-                      <a:fillRect/>
-                    </a:stretch>
-                  </pic:blipFill>
-                  <pic:spPr>
-                    <a:xfrm>
-                      <a:off x="0" y="0"/>
-                      <a:ext cx="1828800" cy="1359877"/>
-                    </a:xfrm>
-                    <a:prstGeom prst="rect"/>
-                  </pic:spPr>
-                </pic:pic>
-              </a:graphicData>
-            </a:graphic>
-          </wp:inline>
-        </w:drawing>
-      </w:r>
-    </w:p>
-    <w:p/>
     <w:p>
       <w:pPr>
         <w:ind w:left="720"/>
@@ -989,43 +656,6 @@
         <w:t>25. คนมวล 60 kg ยืนที่ปลายค้ำจะชนิดหนึ่ง (จุดหมุนที่ปลายหนึ่ง คานยาว 3 m) ต้องวางจุดรองรับห่างจากปลายค้ำจะเท่าไหร่เพื่อให้คานอยู่ในสมดุล? (น้ำหนักคานเป็น 100 N, g = 10 m/s²)</w:t>
       </w:r>
     </w:p>
-    <w:p>
-      <w:r>
-        <w:drawing>
-          <wp:inline xmlns:a="http://schemas.openxmlformats.org/drawingml/2006/main" xmlns:pic="http://schemas.openxmlformats.org/drawingml/2006/picture">
-            <wp:extent cx="1828800" cy="1359877"/>
-            <wp:docPr id="10" name="Picture 10"/>
-            <wp:cNvGraphicFramePr>
-              <a:graphicFrameLocks noChangeAspect="1"/>
-            </wp:cNvGraphicFramePr>
-            <a:graphic>
-              <a:graphicData uri="http://schemas.openxmlformats.org/drawingml/2006/picture">
-                <pic:pic>
-                  <pic:nvPicPr>
-                    <pic:cNvPr id="0" name="physics_img_8.png"/>
-                    <pic:cNvPicPr/>
-                  </pic:nvPicPr>
-                  <pic:blipFill>
-                    <a:blip r:embed="rId10"/>
-                    <a:stretch>
-                      <a:fillRect/>
-                    </a:stretch>
-                  </pic:blipFill>
-                  <pic:spPr>
-                    <a:xfrm>
-                      <a:off x="0" y="0"/>
-                      <a:ext cx="1828800" cy="1359877"/>
-                    </a:xfrm>
-                    <a:prstGeom prst="rect"/>
-                  </pic:spPr>
-                </pic:pic>
-              </a:graphicData>
-            </a:graphic>
-          </wp:inline>
-        </w:drawing>
-      </w:r>
-    </w:p>
-    <w:p/>
     <w:p>
       <w:pPr>
         <w:ind w:left="720"/>
